--- a/templates/SH_Candidate_Briefing_Pack_TEMPLATE_v2.docx
+++ b/templates/SH_Candidate_Briefing_Pack_TEMPLATE_v2.docx
@@ -88,6 +88,21 @@
         </w:rPr>
         <w:t>{{LOCATION}}</w:t>
       </w:r>
+    </w:p>
+    <w:p>
+      <w:pPr>
+        <w:spacing w:after="200"/>
+      </w:pPr>
+    </w:p>
+    <w:p>
+      <w:pPr>
+        <w:spacing w:after="200"/>
+      </w:pPr>
+    </w:p>
+    <w:p>
+      <w:pPr>
+        <w:spacing w:after="200"/>
+      </w:pPr>
     </w:p>
     <w:p>
       <w:pPr>
@@ -699,6 +714,9 @@
     <w:p>
       <w:pPr>
         <w:spacing w:before="160"/>
+        <w:tabs>
+          <w:tab w:val="left" w:pos="4320"/>
+        </w:tabs>
       </w:pPr>
       <w:r>
         <w:rPr>
@@ -710,29 +728,41 @@
         </w:rPr>
         <w:t>{{name}}</w:t>
       </w:r>
-    </w:p>
-    <w:p>
-      <w:r>
+      <w:r>
+        <w:tab/>
+      </w:r>
+      <w:r>
+        <w:rPr>
+          <w:sz w:val="24"/>
+          <w:szCs w:val="24"/>
+        </w:rPr>
+        <w:t xml:space="preserve">m: {{mobile}}</w:t>
+      </w:r>
+    </w:p>
+    <w:p>
+      <w:pPr>
+        <w:spacing w:after="60"/>
+        <w:tabs>
+          <w:tab w:val="left" w:pos="4320"/>
+        </w:tabs>
+      </w:pPr>
+      <w:r>
+        <w:rPr>
+          <w:sz w:val="24"/>
+          <w:szCs w:val="24"/>
+        </w:rPr>
         <w:t>{{title}}</w:t>
       </w:r>
-    </w:p>
-    <w:p>
-      <w:r>
-        <w:t>m: {{mobile}}</w:t>
-      </w:r>
-    </w:p>
-    <w:p>
-      <w:pPr>
-        <w:spacing w:after="60"/>
-      </w:pPr>
-      <w:r>
-        <w:t xml:space="preserve">e: </w:t>
+      <w:r>
+        <w:tab/>
       </w:r>
       <w:r>
         <w:rPr>
           <w:color w:val="147689"/>
-        </w:rPr>
-        <w:t>{{email}}</w:t>
+          <w:sz w:val="24"/>
+          <w:szCs w:val="24"/>
+        </w:rPr>
+        <w:t xml:space="preserve">e: {{email}}</w:t>
       </w:r>
     </w:p>
     <w:p>

--- a/templates/SH_Candidate_Briefing_Pack_TEMPLATE_v2.docx
+++ b/templates/SH_Candidate_Briefing_Pack_TEMPLATE_v2.docx
@@ -68,31 +68,44 @@
     <w:p>
       <w:pPr>
         <w:spacing w:after="60"/>
-      </w:pPr>
-      <w:r>
         <w:rPr>
           <w:sz w:val="44"/>
           <w:szCs w:val="44"/>
         </w:rPr>
-        <w:t>{{ROLE_TITLE}}</w:t>
-      </w:r>
-    </w:p>
-    <w:p>
-      <w:pPr>
-        <w:spacing w:after="520"/>
-      </w:pPr>
-      <w:r>
+      </w:pPr>
+    </w:p>
+    <w:p>
+      <w:pPr>
+        <w:spacing w:after="60"/>
         <w:rPr>
           <w:sz w:val="44"/>
           <w:szCs w:val="44"/>
         </w:rPr>
+      </w:pPr>
+    </w:p>
+    <w:p>
+      <w:pPr>
+        <w:spacing w:after="60"/>
+      </w:pPr>
+      <w:r>
+        <w:rPr>
+          <w:sz w:val="44"/>
+          <w:szCs w:val="44"/>
+        </w:rPr>
+        <w:t>{{ROLE_TITLE}}</w:t>
+      </w:r>
+    </w:p>
+    <w:p>
+      <w:pPr>
+        <w:spacing w:after="520"/>
+      </w:pPr>
+      <w:r>
+        <w:rPr>
+          <w:sz w:val="44"/>
+          <w:szCs w:val="44"/>
+        </w:rPr>
         <w:t>{{LOCATION}}</w:t>
       </w:r>
-    </w:p>
-    <w:p>
-      <w:pPr>
-        <w:spacing w:after="200"/>
-      </w:pPr>
     </w:p>
     <w:p>
       <w:pPr>
@@ -148,7 +161,8 @@
           <w:sz w:val="2"/>
           <w:szCs w:val="2"/>
         </w:rPr>
-        <w:t xml:space="preserve">{{#HAS_OVERVIEW}}</w:t>
+        <w:lastRenderedPageBreak/>
+        <w:t>{{#HAS_OVERVIEW}}</w:t>
       </w:r>
     </w:p>
     <w:p>
@@ -161,7 +175,6 @@
           <w:sz w:val="40"/>
           <w:szCs w:val="40"/>
         </w:rPr>
-        <w:lastRenderedPageBreak/>
         <w:t>{{OVERVIEW_HEADING}}</w:t>
       </w:r>
     </w:p>
@@ -198,7 +211,76 @@
           <w:sz w:val="2"/>
           <w:szCs w:val="2"/>
         </w:rPr>
-        <w:t xml:space="preserve">{{/HAS_OVERVIEW}}</w:t>
+        <w:t>{{/HAS_OVERVIEW}}</w:t>
+      </w:r>
+    </w:p>
+    <w:p>
+      <w:r>
+        <w:rPr>
+          <w:sz w:val="2"/>
+          <w:szCs w:val="2"/>
+        </w:rPr>
+        <w:t>{{#HAS_NEWS}}</w:t>
+      </w:r>
+    </w:p>
+    <w:p>
+      <w:pPr>
+        <w:keepNext/>
+        <w:spacing w:before="120" w:after="260"/>
+      </w:pPr>
+      <w:r>
+        <w:rPr>
+          <w:sz w:val="40"/>
+          <w:szCs w:val="40"/>
+        </w:rPr>
+        <w:t>{{NEWS_HEADING}}</w:t>
+      </w:r>
+    </w:p>
+    <w:p>
+      <w:r>
+        <w:rPr>
+          <w:sz w:val="2"/>
+          <w:szCs w:val="2"/>
+        </w:rPr>
+        <w:t>{{#NEWS_ITEMS}}</w:t>
+      </w:r>
+    </w:p>
+    <w:p>
+      <w:pPr>
+        <w:spacing w:before="200" w:after="80"/>
+      </w:pPr>
+      <w:r>
+        <w:rPr>
+          <w:b/>
+        </w:rPr>
+        <w:t>{{headline}}: {{source}} | {{date}}</w:t>
+      </w:r>
+    </w:p>
+    <w:p>
+      <w:pPr>
+        <w:spacing w:after="200" w:line="276" w:lineRule="auto"/>
+        <w:jc w:val="both"/>
+      </w:pPr>
+      <w:r>
+        <w:t>{{summary}}</w:t>
+      </w:r>
+    </w:p>
+    <w:p>
+      <w:r>
+        <w:rPr>
+          <w:sz w:val="2"/>
+          <w:szCs w:val="2"/>
+        </w:rPr>
+        <w:t>{{/NEWS_ITEMS}}</w:t>
+      </w:r>
+    </w:p>
+    <w:p>
+      <w:r>
+        <w:rPr>
+          <w:sz w:val="2"/>
+          <w:szCs w:val="2"/>
+        </w:rPr>
+        <w:t>{{/HAS_NEWS}}</w:t>
       </w:r>
     </w:p>
     <w:p>
@@ -230,12 +312,6 @@
         <w:gridCol w:w="6800"/>
       </w:tblGrid>
       <w:tr>
-        <w:tblPrEx>
-          <w:tblCellMar>
-            <w:top w:w="0" w:type="dxa"/>
-            <w:bottom w:w="0" w:type="dxa"/>
-          </w:tblCellMar>
-        </w:tblPrEx>
         <w:tc>
           <w:tcPr>
             <w:tcW w:w="2400" w:type="dxa"/>
@@ -280,12 +356,6 @@
         </w:tc>
       </w:tr>
       <w:tr>
-        <w:tblPrEx>
-          <w:tblCellMar>
-            <w:top w:w="0" w:type="dxa"/>
-            <w:bottom w:w="0" w:type="dxa"/>
-          </w:tblCellMar>
-        </w:tblPrEx>
         <w:tc>
           <w:tcPr>
             <w:tcW w:w="2400" w:type="dxa"/>
@@ -330,12 +400,6 @@
         </w:tc>
       </w:tr>
       <w:tr>
-        <w:tblPrEx>
-          <w:tblCellMar>
-            <w:top w:w="0" w:type="dxa"/>
-            <w:bottom w:w="0" w:type="dxa"/>
-          </w:tblCellMar>
-        </w:tblPrEx>
         <w:tc>
           <w:tcPr>
             <w:tcW w:w="2400" w:type="dxa"/>
@@ -386,7 +450,7 @@
           <w:sz w:val="2"/>
           <w:szCs w:val="2"/>
         </w:rPr>
-        <w:t xml:space="preserve">{{#HAS_OBJECTIVE}}</w:t>
+        <w:t>{{#HAS_OBJECTIVE}}</w:t>
       </w:r>
     </w:p>
     <w:p>
@@ -399,16 +463,16 @@
           <w:sz w:val="28"/>
           <w:szCs w:val="28"/>
         </w:rPr>
-        <w:t xml:space="preserve">Objective of the role:</w:t>
-      </w:r>
-    </w:p>
-    <w:p>
-      <w:r>
-        <w:rPr>
-          <w:sz w:val="2"/>
-          <w:szCs w:val="2"/>
-        </w:rPr>
-        <w:t xml:space="preserve">{{#OBJECTIVE_PARAS}}</w:t>
+        <w:t>Objective of the role:</w:t>
+      </w:r>
+    </w:p>
+    <w:p>
+      <w:r>
+        <w:rPr>
+          <w:sz w:val="2"/>
+          <w:szCs w:val="2"/>
+        </w:rPr>
+        <w:t>{{#OBJECTIVE_PARAS}}</w:t>
       </w:r>
     </w:p>
     <w:p>
@@ -417,34 +481,34 @@
         <w:jc w:val="both"/>
       </w:pPr>
       <w:r>
-        <w:t xml:space="preserve">{{text}}</w:t>
-      </w:r>
-    </w:p>
-    <w:p>
-      <w:r>
-        <w:rPr>
-          <w:sz w:val="2"/>
-          <w:szCs w:val="2"/>
-        </w:rPr>
-        <w:t xml:space="preserve">{{/OBJECTIVE_PARAS}}</w:t>
-      </w:r>
-    </w:p>
-    <w:p>
-      <w:r>
-        <w:rPr>
-          <w:sz w:val="2"/>
-          <w:szCs w:val="2"/>
-        </w:rPr>
-        <w:t xml:space="preserve">{{/HAS_OBJECTIVE}}</w:t>
-      </w:r>
-    </w:p>
-    <w:p>
-      <w:r>
-        <w:rPr>
-          <w:sz w:val="2"/>
-          <w:szCs w:val="2"/>
-        </w:rPr>
-        <w:t xml:space="preserve">{{#HAS_RESP}}</w:t>
+        <w:t>{{text}}</w:t>
+      </w:r>
+    </w:p>
+    <w:p>
+      <w:r>
+        <w:rPr>
+          <w:sz w:val="2"/>
+          <w:szCs w:val="2"/>
+        </w:rPr>
+        <w:t>{{/OBJECTIVE_PARAS}}</w:t>
+      </w:r>
+    </w:p>
+    <w:p>
+      <w:r>
+        <w:rPr>
+          <w:sz w:val="2"/>
+          <w:szCs w:val="2"/>
+        </w:rPr>
+        <w:t>{{/HAS_OBJECTIVE}}</w:t>
+      </w:r>
+    </w:p>
+    <w:p>
+      <w:r>
+        <w:rPr>
+          <w:sz w:val="2"/>
+          <w:szCs w:val="2"/>
+        </w:rPr>
+        <w:t>{{#HAS_RESP}}</w:t>
       </w:r>
     </w:p>
     <w:p>
@@ -457,25 +521,25 @@
           <w:sz w:val="28"/>
           <w:szCs w:val="28"/>
         </w:rPr>
-        <w:t xml:space="preserve">{{RESP_HEADING}}</w:t>
-      </w:r>
-    </w:p>
-    <w:p>
-      <w:r>
-        <w:rPr>
-          <w:sz w:val="2"/>
-          <w:szCs w:val="2"/>
-        </w:rPr>
-        <w:t xml:space="preserve">{{#RESP_GROUPS}}</w:t>
-      </w:r>
-    </w:p>
-    <w:p>
-      <w:r>
-        <w:rPr>
-          <w:sz w:val="2"/>
-          <w:szCs w:val="2"/>
-        </w:rPr>
-        <w:t xml:space="preserve">{{#heading}}</w:t>
+        <w:t>{{RESP_HEADING}}</w:t>
+      </w:r>
+    </w:p>
+    <w:p>
+      <w:r>
+        <w:rPr>
+          <w:sz w:val="2"/>
+          <w:szCs w:val="2"/>
+        </w:rPr>
+        <w:t>{{#RESP_GROUPS}}</w:t>
+      </w:r>
+    </w:p>
+    <w:p>
+      <w:r>
+        <w:rPr>
+          <w:sz w:val="2"/>
+          <w:szCs w:val="2"/>
+        </w:rPr>
+        <w:t>{{#heading}}</w:t>
       </w:r>
     </w:p>
     <w:p>
@@ -490,25 +554,25 @@
           <w:sz w:val="24"/>
           <w:szCs w:val="24"/>
         </w:rPr>
-        <w:t xml:space="preserve">{{heading}}</w:t>
-      </w:r>
-    </w:p>
-    <w:p>
-      <w:r>
-        <w:rPr>
-          <w:sz w:val="2"/>
-          <w:szCs w:val="2"/>
-        </w:rPr>
-        <w:t xml:space="preserve">{{/heading}}</w:t>
-      </w:r>
-    </w:p>
-    <w:p>
-      <w:r>
-        <w:rPr>
-          <w:sz w:val="2"/>
-          <w:szCs w:val="2"/>
-        </w:rPr>
-        <w:t xml:space="preserve">{{#items}}</w:t>
+        <w:t>{{heading}}</w:t>
+      </w:r>
+    </w:p>
+    <w:p>
+      <w:r>
+        <w:rPr>
+          <w:sz w:val="2"/>
+          <w:szCs w:val="2"/>
+        </w:rPr>
+        <w:t>{{/heading}}</w:t>
+      </w:r>
+    </w:p>
+    <w:p>
+      <w:r>
+        <w:rPr>
+          <w:sz w:val="2"/>
+          <w:szCs w:val="2"/>
+        </w:rPr>
+        <w:t>{{#items}}</w:t>
       </w:r>
     </w:p>
     <w:p>
@@ -522,43 +586,43 @@
         <w:jc w:val="both"/>
       </w:pPr>
       <w:r>
-        <w:t xml:space="preserve">{{text}}</w:t>
-      </w:r>
-    </w:p>
-    <w:p>
-      <w:r>
-        <w:rPr>
-          <w:sz w:val="2"/>
-          <w:szCs w:val="2"/>
-        </w:rPr>
-        <w:t xml:space="preserve">{{/items}}</w:t>
-      </w:r>
-    </w:p>
-    <w:p>
-      <w:r>
-        <w:rPr>
-          <w:sz w:val="2"/>
-          <w:szCs w:val="2"/>
-        </w:rPr>
-        <w:t xml:space="preserve">{{/RESP_GROUPS}}</w:t>
-      </w:r>
-    </w:p>
-    <w:p>
-      <w:r>
-        <w:rPr>
-          <w:sz w:val="2"/>
-          <w:szCs w:val="2"/>
-        </w:rPr>
-        <w:t xml:space="preserve">{{/HAS_RESP}}</w:t>
-      </w:r>
-    </w:p>
-    <w:p>
-      <w:r>
-        <w:rPr>
-          <w:sz w:val="2"/>
-          <w:szCs w:val="2"/>
-        </w:rPr>
-        <w:t xml:space="preserve">{{#HAS_PROFILE}}</w:t>
+        <w:t>{{text}}</w:t>
+      </w:r>
+    </w:p>
+    <w:p>
+      <w:r>
+        <w:rPr>
+          <w:sz w:val="2"/>
+          <w:szCs w:val="2"/>
+        </w:rPr>
+        <w:t>{{/items}}</w:t>
+      </w:r>
+    </w:p>
+    <w:p>
+      <w:r>
+        <w:rPr>
+          <w:sz w:val="2"/>
+          <w:szCs w:val="2"/>
+        </w:rPr>
+        <w:t>{{/RESP_GROUPS}}</w:t>
+      </w:r>
+    </w:p>
+    <w:p>
+      <w:r>
+        <w:rPr>
+          <w:sz w:val="2"/>
+          <w:szCs w:val="2"/>
+        </w:rPr>
+        <w:t>{{/HAS_RESP}}</w:t>
+      </w:r>
+    </w:p>
+    <w:p>
+      <w:r>
+        <w:rPr>
+          <w:sz w:val="2"/>
+          <w:szCs w:val="2"/>
+        </w:rPr>
+        <w:t>{{#HAS_PROFILE}}</w:t>
       </w:r>
     </w:p>
     <w:p>
@@ -571,16 +635,16 @@
           <w:sz w:val="28"/>
           <w:szCs w:val="28"/>
         </w:rPr>
-        <w:t xml:space="preserve">{{PROFILE_HEADING}}</w:t>
-      </w:r>
-    </w:p>
-    <w:p>
-      <w:r>
-        <w:rPr>
-          <w:sz w:val="2"/>
-          <w:szCs w:val="2"/>
-        </w:rPr>
-        <w:t xml:space="preserve">{{#CANDIDATE_PROFILE}}</w:t>
+        <w:t>{{PROFILE_HEADING}}</w:t>
+      </w:r>
+    </w:p>
+    <w:p>
+      <w:r>
+        <w:rPr>
+          <w:sz w:val="2"/>
+          <w:szCs w:val="2"/>
+        </w:rPr>
+        <w:t>{{#CANDIDATE_PROFILE}}</w:t>
       </w:r>
     </w:p>
     <w:p>
@@ -594,34 +658,34 @@
         <w:jc w:val="both"/>
       </w:pPr>
       <w:r>
-        <w:t xml:space="preserve">{{text}}</w:t>
-      </w:r>
-    </w:p>
-    <w:p>
-      <w:r>
-        <w:rPr>
-          <w:sz w:val="2"/>
-          <w:szCs w:val="2"/>
-        </w:rPr>
-        <w:t xml:space="preserve">{{/CANDIDATE_PROFILE}}</w:t>
-      </w:r>
-    </w:p>
-    <w:p>
-      <w:r>
-        <w:rPr>
-          <w:sz w:val="2"/>
-          <w:szCs w:val="2"/>
-        </w:rPr>
-        <w:t xml:space="preserve">{{/HAS_PROFILE}}</w:t>
-      </w:r>
-    </w:p>
-    <w:p>
-      <w:r>
-        <w:rPr>
-          <w:sz w:val="2"/>
-          <w:szCs w:val="2"/>
-        </w:rPr>
-        <w:t xml:space="preserve">{{#HAS_QUAL}}</w:t>
+        <w:t>{{text}}</w:t>
+      </w:r>
+    </w:p>
+    <w:p>
+      <w:r>
+        <w:rPr>
+          <w:sz w:val="2"/>
+          <w:szCs w:val="2"/>
+        </w:rPr>
+        <w:t>{{/CANDIDATE_PROFILE}}</w:t>
+      </w:r>
+    </w:p>
+    <w:p>
+      <w:r>
+        <w:rPr>
+          <w:sz w:val="2"/>
+          <w:szCs w:val="2"/>
+        </w:rPr>
+        <w:t>{{/HAS_PROFILE}}</w:t>
+      </w:r>
+    </w:p>
+    <w:p>
+      <w:r>
+        <w:rPr>
+          <w:sz w:val="2"/>
+          <w:szCs w:val="2"/>
+        </w:rPr>
+        <w:t>{{#HAS_QUAL}}</w:t>
       </w:r>
     </w:p>
     <w:p>
@@ -634,16 +698,16 @@
           <w:sz w:val="28"/>
           <w:szCs w:val="28"/>
         </w:rPr>
-        <w:t xml:space="preserve">{{QUAL_HEADING}}</w:t>
-      </w:r>
-    </w:p>
-    <w:p>
-      <w:r>
-        <w:rPr>
-          <w:sz w:val="2"/>
-          <w:szCs w:val="2"/>
-        </w:rPr>
-        <w:t xml:space="preserve">{{#QUALIFICATIONS}}</w:t>
+        <w:t>{{QUAL_HEADING}}</w:t>
+      </w:r>
+    </w:p>
+    <w:p>
+      <w:r>
+        <w:rPr>
+          <w:sz w:val="2"/>
+          <w:szCs w:val="2"/>
+        </w:rPr>
+        <w:t>{{#QUALIFICATIONS}}</w:t>
       </w:r>
     </w:p>
     <w:p>
@@ -657,34 +721,34 @@
         <w:jc w:val="both"/>
       </w:pPr>
       <w:r>
-        <w:t xml:space="preserve">{{text}}</w:t>
-      </w:r>
-    </w:p>
-    <w:p>
-      <w:r>
-        <w:rPr>
-          <w:sz w:val="2"/>
-          <w:szCs w:val="2"/>
-        </w:rPr>
-        <w:t xml:space="preserve">{{/QUALIFICATIONS}}</w:t>
-      </w:r>
-    </w:p>
-    <w:p>
-      <w:r>
-        <w:rPr>
-          <w:sz w:val="2"/>
-          <w:szCs w:val="2"/>
-        </w:rPr>
-        <w:t xml:space="preserve">{{/HAS_QUAL}}</w:t>
-      </w:r>
-    </w:p>
-    <w:p>
-      <w:r>
-        <w:rPr>
-          <w:sz w:val="2"/>
-          <w:szCs w:val="2"/>
-        </w:rPr>
-        <w:t xml:space="preserve">{{#HAS_CONTACTS}}</w:t>
+        <w:t>{{text}}</w:t>
+      </w:r>
+    </w:p>
+    <w:p>
+      <w:r>
+        <w:rPr>
+          <w:sz w:val="2"/>
+          <w:szCs w:val="2"/>
+        </w:rPr>
+        <w:t>{{/QUALIFICATIONS}}</w:t>
+      </w:r>
+    </w:p>
+    <w:p>
+      <w:r>
+        <w:rPr>
+          <w:sz w:val="2"/>
+          <w:szCs w:val="2"/>
+        </w:rPr>
+        <w:t>{{/HAS_QUAL}}</w:t>
+      </w:r>
+    </w:p>
+    <w:p>
+      <w:r>
+        <w:rPr>
+          <w:sz w:val="2"/>
+          <w:szCs w:val="2"/>
+        </w:rPr>
+        <w:t>{{#HAS_CONTACTS}}</w:t>
       </w:r>
     </w:p>
     <w:p>
@@ -713,10 +777,10 @@
     </w:p>
     <w:p>
       <w:pPr>
-        <w:spacing w:before="160"/>
         <w:tabs>
           <w:tab w:val="left" w:pos="4320"/>
         </w:tabs>
+        <w:spacing w:before="160"/>
       </w:pPr>
       <w:r>
         <w:rPr>
@@ -736,15 +800,15 @@
           <w:sz w:val="24"/>
           <w:szCs w:val="24"/>
         </w:rPr>
-        <w:t xml:space="preserve">m: {{mobile}}</w:t>
-      </w:r>
-    </w:p>
-    <w:p>
-      <w:pPr>
-        <w:spacing w:after="60"/>
+        <w:t>m: {{mobile}}</w:t>
+      </w:r>
+    </w:p>
+    <w:p>
+      <w:pPr>
         <w:tabs>
           <w:tab w:val="left" w:pos="4320"/>
         </w:tabs>
+        <w:spacing w:after="60"/>
       </w:pPr>
       <w:r>
         <w:rPr>
@@ -762,7 +826,7 @@
           <w:sz w:val="24"/>
           <w:szCs w:val="24"/>
         </w:rPr>
-        <w:t xml:space="preserve">e: {{email}}</w:t>
+        <w:t>e: {{email}}</w:t>
       </w:r>
     </w:p>
     <w:p>
@@ -780,7 +844,7 @@
           <w:sz w:val="2"/>
           <w:szCs w:val="2"/>
         </w:rPr>
-        <w:t xml:space="preserve">{{/HAS_CONTACTS}}</w:t>
+        <w:t>{{/HAS_CONTACTS}}</w:t>
       </w:r>
     </w:p>
     <w:sectPr>

--- a/templates/SH_Candidate_Briefing_Pack_TEMPLATE_v2.docx
+++ b/templates/SH_Candidate_Briefing_Pack_TEMPLATE_v2.docx
@@ -68,44 +68,31 @@
     <w:p>
       <w:pPr>
         <w:spacing w:after="60"/>
+      </w:pPr>
+      <w:r>
         <w:rPr>
           <w:sz w:val="44"/>
           <w:szCs w:val="44"/>
         </w:rPr>
-      </w:pPr>
-    </w:p>
-    <w:p>
-      <w:pPr>
-        <w:spacing w:after="60"/>
+        <w:t>{{ROLE_TITLE}}</w:t>
+      </w:r>
+    </w:p>
+    <w:p>
+      <w:pPr>
+        <w:spacing w:after="520"/>
+      </w:pPr>
+      <w:r>
         <w:rPr>
           <w:sz w:val="44"/>
           <w:szCs w:val="44"/>
         </w:rPr>
-      </w:pPr>
-    </w:p>
-    <w:p>
-      <w:pPr>
-        <w:spacing w:after="60"/>
-      </w:pPr>
-      <w:r>
-        <w:rPr>
-          <w:sz w:val="44"/>
-          <w:szCs w:val="44"/>
-        </w:rPr>
-        <w:t>{{ROLE_TITLE}}</w:t>
-      </w:r>
-    </w:p>
-    <w:p>
-      <w:pPr>
-        <w:spacing w:after="520"/>
-      </w:pPr>
-      <w:r>
-        <w:rPr>
-          <w:sz w:val="44"/>
-          <w:szCs w:val="44"/>
-        </w:rPr>
         <w:t>{{LOCATION}}</w:t>
       </w:r>
+    </w:p>
+    <w:p>
+      <w:pPr>
+        <w:spacing w:after="200"/>
+      </w:pPr>
     </w:p>
     <w:p>
       <w:pPr>
@@ -161,8 +148,7 @@
           <w:sz w:val="2"/>
           <w:szCs w:val="2"/>
         </w:rPr>
-        <w:lastRenderedPageBreak/>
-        <w:t>{{#HAS_OVERVIEW}}</w:t>
+        <w:t xml:space="preserve">{{#HAS_OVERVIEW}}</w:t>
       </w:r>
     </w:p>
     <w:p>
@@ -175,6 +161,7 @@
           <w:sz w:val="40"/>
           <w:szCs w:val="40"/>
         </w:rPr>
+        <w:lastRenderedPageBreak/>
         <w:t>{{OVERVIEW_HEADING}}</w:t>
       </w:r>
     </w:p>
@@ -211,16 +198,16 @@
           <w:sz w:val="2"/>
           <w:szCs w:val="2"/>
         </w:rPr>
-        <w:t>{{/HAS_OVERVIEW}}</w:t>
-      </w:r>
-    </w:p>
-    <w:p>
-      <w:r>
-        <w:rPr>
-          <w:sz w:val="2"/>
-          <w:szCs w:val="2"/>
-        </w:rPr>
-        <w:t>{{#HAS_NEWS}}</w:t>
+        <w:t xml:space="preserve">{{/HAS_OVERVIEW}}</w:t>
+      </w:r>
+    </w:p>
+    <w:p>
+      <w:r>
+        <w:rPr>
+          <w:sz w:val="2"/>
+          <w:szCs w:val="2"/>
+        </w:rPr>
+        <w:t xml:space="preserve">{{#HAS_FACILITIES}}</w:t>
       </w:r>
     </w:p>
     <w:p>
@@ -233,27 +220,16 @@
           <w:sz w:val="40"/>
           <w:szCs w:val="40"/>
         </w:rPr>
-        <w:t>{{NEWS_HEADING}}</w:t>
-      </w:r>
-    </w:p>
-    <w:p>
-      <w:r>
-        <w:rPr>
-          <w:sz w:val="2"/>
-          <w:szCs w:val="2"/>
-        </w:rPr>
-        <w:t>{{#NEWS_ITEMS}}</w:t>
-      </w:r>
-    </w:p>
-    <w:p>
-      <w:pPr>
-        <w:spacing w:before="200" w:after="80"/>
-      </w:pPr>
-      <w:r>
-        <w:rPr>
-          <w:b/>
-        </w:rPr>
-        <w:t>{{headline}}: {{source}} | {{date}}</w:t>
+        <w:t xml:space="preserve">{{FACILITIES_HEADING}}</w:t>
+      </w:r>
+    </w:p>
+    <w:p>
+      <w:r>
+        <w:rPr>
+          <w:sz w:val="2"/>
+          <w:szCs w:val="2"/>
+        </w:rPr>
+        <w:t xml:space="preserve">{{#FACILITIES_INTRO_PARAS}}</w:t>
       </w:r>
     </w:p>
     <w:p>
@@ -262,6 +238,167 @@
         <w:jc w:val="both"/>
       </w:pPr>
       <w:r>
+        <w:t xml:space="preserve">{{text}}</w:t>
+      </w:r>
+    </w:p>
+    <w:p>
+      <w:r>
+        <w:rPr>
+          <w:sz w:val="2"/>
+          <w:szCs w:val="2"/>
+        </w:rPr>
+        <w:t xml:space="preserve">{{/FACILITIES_INTRO_PARAS}}</w:t>
+      </w:r>
+    </w:p>
+    <w:p>
+      <w:r>
+        <w:rPr>
+          <w:sz w:val="2"/>
+          <w:szCs w:val="2"/>
+        </w:rPr>
+        <w:t xml:space="preserve">{{#FACILITIES_GROUPS}}</w:t>
+      </w:r>
+    </w:p>
+    <w:p>
+      <w:pPr>
+        <w:keepNext/>
+        <w:spacing w:before="160" w:after="80"/>
+      </w:pPr>
+      <w:r>
+        <w:rPr>
+          <w:b/>
+          <w:bCs/>
+          <w:sz w:val="24"/>
+          <w:szCs w:val="24"/>
+        </w:rPr>
+        <w:t xml:space="preserve">{{heading}}</w:t>
+      </w:r>
+    </w:p>
+    <w:p>
+      <w:r>
+        <w:rPr>
+          <w:sz w:val="2"/>
+          <w:szCs w:val="2"/>
+        </w:rPr>
+        <w:t xml:space="preserve">{{#paras}}</w:t>
+      </w:r>
+    </w:p>
+    <w:p>
+      <w:pPr>
+        <w:spacing w:after="200" w:line="276" w:lineRule="auto"/>
+        <w:jc w:val="both"/>
+      </w:pPr>
+      <w:r>
+        <w:t xml:space="preserve">{{text}}</w:t>
+      </w:r>
+    </w:p>
+    <w:p>
+      <w:r>
+        <w:rPr>
+          <w:sz w:val="2"/>
+          <w:szCs w:val="2"/>
+        </w:rPr>
+        <w:t xml:space="preserve">{{/paras}}</w:t>
+      </w:r>
+    </w:p>
+    <w:p>
+      <w:r>
+        <w:rPr>
+          <w:sz w:val="2"/>
+          <w:szCs w:val="2"/>
+        </w:rPr>
+        <w:t xml:space="preserve">{{#items}}</w:t>
+      </w:r>
+    </w:p>
+    <w:p>
+      <w:pPr>
+        <w:pStyle w:val="ListParagraph"/>
+        <w:numPr>
+          <w:ilvl w:val="0"/>
+          <w:numId w:val="2"/>
+        </w:numPr>
+        <w:spacing w:after="120" w:line="264" w:lineRule="auto"/>
+        <w:jc w:val="both"/>
+      </w:pPr>
+      <w:r>
+        <w:t xml:space="preserve">{{text}}</w:t>
+      </w:r>
+    </w:p>
+    <w:p>
+      <w:r>
+        <w:rPr>
+          <w:sz w:val="2"/>
+          <w:szCs w:val="2"/>
+        </w:rPr>
+        <w:t xml:space="preserve">{{/items}}</w:t>
+      </w:r>
+    </w:p>
+    <w:p>
+      <w:r>
+        <w:rPr>
+          <w:sz w:val="2"/>
+          <w:szCs w:val="2"/>
+        </w:rPr>
+        <w:t xml:space="preserve">{{/FACILITIES_GROUPS}}</w:t>
+      </w:r>
+    </w:p>
+    <w:p>
+      <w:r>
+        <w:rPr>
+          <w:sz w:val="2"/>
+          <w:szCs w:val="2"/>
+        </w:rPr>
+        <w:t xml:space="preserve">{{/HAS_FACILITIES}}</w:t>
+      </w:r>
+    </w:p>
+    <w:p>
+      <w:r>
+        <w:rPr>
+          <w:sz w:val="2"/>
+          <w:szCs w:val="2"/>
+        </w:rPr>
+        <w:t xml:space="preserve">{{#HAS_NEWS}}</w:t>
+      </w:r>
+    </w:p>
+    <w:p>
+      <w:pPr>
+        <w:keepNext/>
+        <w:spacing w:before="120" w:after="260"/>
+      </w:pPr>
+      <w:r>
+        <w:rPr>
+          <w:sz w:val="40"/>
+          <w:szCs w:val="40"/>
+        </w:rPr>
+        <w:t>{{NEWS_HEADING}}</w:t>
+      </w:r>
+    </w:p>
+    <w:p>
+      <w:r>
+        <w:rPr>
+          <w:sz w:val="2"/>
+          <w:szCs w:val="2"/>
+        </w:rPr>
+        <w:t xml:space="preserve">{{#NEWS_ITEMS}}</w:t>
+      </w:r>
+    </w:p>
+    <w:p>
+      <w:pPr>
+        <w:spacing w:before="200" w:after="80"/>
+      </w:pPr>
+      <w:r>
+        <w:rPr>
+          <w:b/>
+        </w:rPr>
+        <w:t xml:space="preserve">{{headline}}: {{source}} | {{date}}</w:t>
+      </w:r>
+    </w:p>
+    <w:p>
+      <w:pPr>
+        <w:spacing w:after="200" w:line="276" w:lineRule="auto"/>
+        <w:jc w:val="both"/>
+      </w:pPr>
+      <w:r>
         <w:t>{{summary}}</w:t>
       </w:r>
     </w:p>
@@ -271,16 +408,16 @@
           <w:sz w:val="2"/>
           <w:szCs w:val="2"/>
         </w:rPr>
-        <w:t>{{/NEWS_ITEMS}}</w:t>
-      </w:r>
-    </w:p>
-    <w:p>
-      <w:r>
-        <w:rPr>
-          <w:sz w:val="2"/>
-          <w:szCs w:val="2"/>
-        </w:rPr>
-        <w:t>{{/HAS_NEWS}}</w:t>
+        <w:t xml:space="preserve">{{/NEWS_ITEMS}}</w:t>
+      </w:r>
+    </w:p>
+    <w:p>
+      <w:r>
+        <w:rPr>
+          <w:sz w:val="2"/>
+          <w:szCs w:val="2"/>
+        </w:rPr>
+        <w:t xml:space="preserve">{{/HAS_NEWS}}</w:t>
       </w:r>
     </w:p>
     <w:p>
@@ -312,6 +449,12 @@
         <w:gridCol w:w="6800"/>
       </w:tblGrid>
       <w:tr>
+        <w:tblPrEx>
+          <w:tblCellMar>
+            <w:top w:w="0" w:type="dxa"/>
+            <w:bottom w:w="0" w:type="dxa"/>
+          </w:tblCellMar>
+        </w:tblPrEx>
         <w:tc>
           <w:tcPr>
             <w:tcW w:w="2400" w:type="dxa"/>
@@ -356,6 +499,12 @@
         </w:tc>
       </w:tr>
       <w:tr>
+        <w:tblPrEx>
+          <w:tblCellMar>
+            <w:top w:w="0" w:type="dxa"/>
+            <w:bottom w:w="0" w:type="dxa"/>
+          </w:tblCellMar>
+        </w:tblPrEx>
         <w:tc>
           <w:tcPr>
             <w:tcW w:w="2400" w:type="dxa"/>
@@ -400,6 +549,12 @@
         </w:tc>
       </w:tr>
       <w:tr>
+        <w:tblPrEx>
+          <w:tblCellMar>
+            <w:top w:w="0" w:type="dxa"/>
+            <w:bottom w:w="0" w:type="dxa"/>
+          </w:tblCellMar>
+        </w:tblPrEx>
         <w:tc>
           <w:tcPr>
             <w:tcW w:w="2400" w:type="dxa"/>
@@ -450,7 +605,7 @@
           <w:sz w:val="2"/>
           <w:szCs w:val="2"/>
         </w:rPr>
-        <w:t>{{#HAS_OBJECTIVE}}</w:t>
+        <w:t xml:space="preserve">{{#HAS_OBJECTIVE}}</w:t>
       </w:r>
     </w:p>
     <w:p>
@@ -463,16 +618,16 @@
           <w:sz w:val="28"/>
           <w:szCs w:val="28"/>
         </w:rPr>
-        <w:t>Objective of the role:</w:t>
-      </w:r>
-    </w:p>
-    <w:p>
-      <w:r>
-        <w:rPr>
-          <w:sz w:val="2"/>
-          <w:szCs w:val="2"/>
-        </w:rPr>
-        <w:t>{{#OBJECTIVE_PARAS}}</w:t>
+        <w:t xml:space="preserve">Objective of the role:</w:t>
+      </w:r>
+    </w:p>
+    <w:p>
+      <w:r>
+        <w:rPr>
+          <w:sz w:val="2"/>
+          <w:szCs w:val="2"/>
+        </w:rPr>
+        <w:t xml:space="preserve">{{#OBJECTIVE_PARAS}}</w:t>
       </w:r>
     </w:p>
     <w:p>
@@ -481,34 +636,34 @@
         <w:jc w:val="both"/>
       </w:pPr>
       <w:r>
-        <w:t>{{text}}</w:t>
-      </w:r>
-    </w:p>
-    <w:p>
-      <w:r>
-        <w:rPr>
-          <w:sz w:val="2"/>
-          <w:szCs w:val="2"/>
-        </w:rPr>
-        <w:t>{{/OBJECTIVE_PARAS}}</w:t>
-      </w:r>
-    </w:p>
-    <w:p>
-      <w:r>
-        <w:rPr>
-          <w:sz w:val="2"/>
-          <w:szCs w:val="2"/>
-        </w:rPr>
-        <w:t>{{/HAS_OBJECTIVE}}</w:t>
-      </w:r>
-    </w:p>
-    <w:p>
-      <w:r>
-        <w:rPr>
-          <w:sz w:val="2"/>
-          <w:szCs w:val="2"/>
-        </w:rPr>
-        <w:t>{{#HAS_RESP}}</w:t>
+        <w:t xml:space="preserve">{{text}}</w:t>
+      </w:r>
+    </w:p>
+    <w:p>
+      <w:r>
+        <w:rPr>
+          <w:sz w:val="2"/>
+          <w:szCs w:val="2"/>
+        </w:rPr>
+        <w:t xml:space="preserve">{{/OBJECTIVE_PARAS}}</w:t>
+      </w:r>
+    </w:p>
+    <w:p>
+      <w:r>
+        <w:rPr>
+          <w:sz w:val="2"/>
+          <w:szCs w:val="2"/>
+        </w:rPr>
+        <w:t xml:space="preserve">{{/HAS_OBJECTIVE}}</w:t>
+      </w:r>
+    </w:p>
+    <w:p>
+      <w:r>
+        <w:rPr>
+          <w:sz w:val="2"/>
+          <w:szCs w:val="2"/>
+        </w:rPr>
+        <w:t xml:space="preserve">{{#HAS_RESP}}</w:t>
       </w:r>
     </w:p>
     <w:p>
@@ -521,25 +676,25 @@
           <w:sz w:val="28"/>
           <w:szCs w:val="28"/>
         </w:rPr>
-        <w:t>{{RESP_HEADING}}</w:t>
-      </w:r>
-    </w:p>
-    <w:p>
-      <w:r>
-        <w:rPr>
-          <w:sz w:val="2"/>
-          <w:szCs w:val="2"/>
-        </w:rPr>
-        <w:t>{{#RESP_GROUPS}}</w:t>
-      </w:r>
-    </w:p>
-    <w:p>
-      <w:r>
-        <w:rPr>
-          <w:sz w:val="2"/>
-          <w:szCs w:val="2"/>
-        </w:rPr>
-        <w:t>{{#heading}}</w:t>
+        <w:t xml:space="preserve">{{RESP_HEADING}}</w:t>
+      </w:r>
+    </w:p>
+    <w:p>
+      <w:r>
+        <w:rPr>
+          <w:sz w:val="2"/>
+          <w:szCs w:val="2"/>
+        </w:rPr>
+        <w:t xml:space="preserve">{{#RESP_GROUPS}}</w:t>
+      </w:r>
+    </w:p>
+    <w:p>
+      <w:r>
+        <w:rPr>
+          <w:sz w:val="2"/>
+          <w:szCs w:val="2"/>
+        </w:rPr>
+        <w:t xml:space="preserve">{{#heading}}</w:t>
       </w:r>
     </w:p>
     <w:p>
@@ -554,25 +709,25 @@
           <w:sz w:val="24"/>
           <w:szCs w:val="24"/>
         </w:rPr>
-        <w:t>{{heading}}</w:t>
-      </w:r>
-    </w:p>
-    <w:p>
-      <w:r>
-        <w:rPr>
-          <w:sz w:val="2"/>
-          <w:szCs w:val="2"/>
-        </w:rPr>
-        <w:t>{{/heading}}</w:t>
-      </w:r>
-    </w:p>
-    <w:p>
-      <w:r>
-        <w:rPr>
-          <w:sz w:val="2"/>
-          <w:szCs w:val="2"/>
-        </w:rPr>
-        <w:t>{{#items}}</w:t>
+        <w:t xml:space="preserve">{{heading}}</w:t>
+      </w:r>
+    </w:p>
+    <w:p>
+      <w:r>
+        <w:rPr>
+          <w:sz w:val="2"/>
+          <w:szCs w:val="2"/>
+        </w:rPr>
+        <w:t xml:space="preserve">{{/heading}}</w:t>
+      </w:r>
+    </w:p>
+    <w:p>
+      <w:r>
+        <w:rPr>
+          <w:sz w:val="2"/>
+          <w:szCs w:val="2"/>
+        </w:rPr>
+        <w:t xml:space="preserve">{{#items}}</w:t>
       </w:r>
     </w:p>
     <w:p>
@@ -586,43 +741,61 @@
         <w:jc w:val="both"/>
       </w:pPr>
       <w:r>
-        <w:t>{{text}}</w:t>
-      </w:r>
-    </w:p>
-    <w:p>
-      <w:r>
-        <w:rPr>
-          <w:sz w:val="2"/>
-          <w:szCs w:val="2"/>
-        </w:rPr>
-        <w:t>{{/items}}</w:t>
-      </w:r>
-    </w:p>
-    <w:p>
-      <w:r>
-        <w:rPr>
-          <w:sz w:val="2"/>
-          <w:szCs w:val="2"/>
-        </w:rPr>
-        <w:t>{{/RESP_GROUPS}}</w:t>
-      </w:r>
-    </w:p>
-    <w:p>
-      <w:r>
-        <w:rPr>
-          <w:sz w:val="2"/>
-          <w:szCs w:val="2"/>
-        </w:rPr>
-        <w:t>{{/HAS_RESP}}</w:t>
-      </w:r>
-    </w:p>
-    <w:p>
-      <w:r>
-        <w:rPr>
-          <w:sz w:val="2"/>
-          <w:szCs w:val="2"/>
-        </w:rPr>
-        <w:t>{{#HAS_PROFILE}}</w:t>
+        <w:t xml:space="preserve">{{text}}</w:t>
+      </w:r>
+    </w:p>
+    <w:p>
+      <w:r>
+        <w:rPr>
+          <w:sz w:val="2"/>
+          <w:szCs w:val="2"/>
+        </w:rPr>
+        <w:t xml:space="preserve">{{/items}}</w:t>
+      </w:r>
+    </w:p>
+    <w:p>
+      <w:r>
+        <w:rPr>
+          <w:sz w:val="2"/>
+          <w:szCs w:val="2"/>
+        </w:rPr>
+        <w:t xml:space="preserve">{{/RESP_GROUPS}}</w:t>
+      </w:r>
+    </w:p>
+    <w:p>
+      <w:r>
+        <w:rPr>
+          <w:sz w:val="2"/>
+          <w:szCs w:val="2"/>
+        </w:rPr>
+        <w:t xml:space="preserve">{{/HAS_RESP}}</w:t>
+      </w:r>
+    </w:p>
+    <w:p>
+      <w:r>
+        <w:rPr>
+          <w:sz w:val="2"/>
+          <w:szCs w:val="2"/>
+        </w:rPr>
+        <w:t xml:space="preserve">{{#HAS_PROFILE_GROUPS}}</w:t>
+      </w:r>
+    </w:p>
+    <w:p>
+      <w:r>
+        <w:rPr>
+          <w:sz w:val="2"/>
+          <w:szCs w:val="2"/>
+        </w:rPr>
+        <w:t xml:space="preserve">{{#PROFILE_GROUPS}}</w:t>
+      </w:r>
+    </w:p>
+    <w:p>
+      <w:r>
+        <w:rPr>
+          <w:sz w:val="2"/>
+          <w:szCs w:val="2"/>
+        </w:rPr>
+        <w:t xml:space="preserve">{{#heading}}</w:t>
       </w:r>
     </w:p>
     <w:p>
@@ -635,16 +808,25 @@
           <w:sz w:val="28"/>
           <w:szCs w:val="28"/>
         </w:rPr>
-        <w:t>{{PROFILE_HEADING}}</w:t>
-      </w:r>
-    </w:p>
-    <w:p>
-      <w:r>
-        <w:rPr>
-          <w:sz w:val="2"/>
-          <w:szCs w:val="2"/>
-        </w:rPr>
-        <w:t>{{#CANDIDATE_PROFILE}}</w:t>
+        <w:t xml:space="preserve">{{heading}}</w:t>
+      </w:r>
+    </w:p>
+    <w:p>
+      <w:r>
+        <w:rPr>
+          <w:sz w:val="2"/>
+          <w:szCs w:val="2"/>
+        </w:rPr>
+        <w:t xml:space="preserve">{{/heading}}</w:t>
+      </w:r>
+    </w:p>
+    <w:p>
+      <w:r>
+        <w:rPr>
+          <w:sz w:val="2"/>
+          <w:szCs w:val="2"/>
+        </w:rPr>
+        <w:t xml:space="preserve">{{#items}}</w:t>
       </w:r>
     </w:p>
     <w:p>
@@ -658,97 +840,43 @@
         <w:jc w:val="both"/>
       </w:pPr>
       <w:r>
-        <w:t>{{text}}</w:t>
-      </w:r>
-    </w:p>
-    <w:p>
-      <w:r>
-        <w:rPr>
-          <w:sz w:val="2"/>
-          <w:szCs w:val="2"/>
-        </w:rPr>
-        <w:t>{{/CANDIDATE_PROFILE}}</w:t>
-      </w:r>
-    </w:p>
-    <w:p>
-      <w:r>
-        <w:rPr>
-          <w:sz w:val="2"/>
-          <w:szCs w:val="2"/>
-        </w:rPr>
-        <w:t>{{/HAS_PROFILE}}</w:t>
-      </w:r>
-    </w:p>
-    <w:p>
-      <w:r>
-        <w:rPr>
-          <w:sz w:val="2"/>
-          <w:szCs w:val="2"/>
-        </w:rPr>
-        <w:t>{{#HAS_QUAL}}</w:t>
-      </w:r>
-    </w:p>
-    <w:p>
-      <w:pPr>
-        <w:keepNext/>
-        <w:spacing w:before="220" w:after="140"/>
-      </w:pPr>
-      <w:r>
-        <w:rPr>
-          <w:sz w:val="28"/>
-          <w:szCs w:val="28"/>
-        </w:rPr>
-        <w:t>{{QUAL_HEADING}}</w:t>
-      </w:r>
-    </w:p>
-    <w:p>
-      <w:r>
-        <w:rPr>
-          <w:sz w:val="2"/>
-          <w:szCs w:val="2"/>
-        </w:rPr>
-        <w:t>{{#QUALIFICATIONS}}</w:t>
-      </w:r>
-    </w:p>
-    <w:p>
-      <w:pPr>
-        <w:pStyle w:val="ListParagraph"/>
-        <w:numPr>
-          <w:ilvl w:val="0"/>
-          <w:numId w:val="2"/>
-        </w:numPr>
-        <w:spacing w:after="120" w:line="264" w:lineRule="auto"/>
-        <w:jc w:val="both"/>
-      </w:pPr>
-      <w:r>
-        <w:t>{{text}}</w:t>
-      </w:r>
-    </w:p>
-    <w:p>
-      <w:r>
-        <w:rPr>
-          <w:sz w:val="2"/>
-          <w:szCs w:val="2"/>
-        </w:rPr>
-        <w:t>{{/QUALIFICATIONS}}</w:t>
-      </w:r>
-    </w:p>
-    <w:p>
-      <w:r>
-        <w:rPr>
-          <w:sz w:val="2"/>
-          <w:szCs w:val="2"/>
-        </w:rPr>
-        <w:t>{{/HAS_QUAL}}</w:t>
-      </w:r>
-    </w:p>
-    <w:p>
-      <w:r>
-        <w:rPr>
-          <w:sz w:val="2"/>
-          <w:szCs w:val="2"/>
-        </w:rPr>
-        <w:t>{{#HAS_CONTACTS}}</w:t>
+        <w:t xml:space="preserve">{{text}}</w:t>
+      </w:r>
+    </w:p>
+    <w:p>
+      <w:r>
+        <w:rPr>
+          <w:sz w:val="2"/>
+          <w:szCs w:val="2"/>
+        </w:rPr>
+        <w:t xml:space="preserve">{{/items}}</w:t>
+      </w:r>
+    </w:p>
+    <w:p>
+      <w:r>
+        <w:rPr>
+          <w:sz w:val="2"/>
+          <w:szCs w:val="2"/>
+        </w:rPr>
+        <w:t xml:space="preserve">{{/PROFILE_GROUPS}}</w:t>
+      </w:r>
+    </w:p>
+    <w:p>
+      <w:r>
+        <w:rPr>
+          <w:sz w:val="2"/>
+          <w:szCs w:val="2"/>
+        </w:rPr>
+        <w:t xml:space="preserve">{{/HAS_PROFILE_GROUPS}}</w:t>
+      </w:r>
+    </w:p>
+    <w:p>
+      <w:r>
+        <w:rPr>
+          <w:sz w:val="2"/>
+          <w:szCs w:val="2"/>
+        </w:rPr>
+        <w:t xml:space="preserve">{{#HAS_CONTACTS}}</w:t>
       </w:r>
     </w:p>
     <w:p>
@@ -777,10 +905,10 @@
     </w:p>
     <w:p>
       <w:pPr>
+        <w:spacing w:before="160"/>
         <w:tabs>
           <w:tab w:val="left" w:pos="4320"/>
         </w:tabs>
-        <w:spacing w:before="160"/>
       </w:pPr>
       <w:r>
         <w:rPr>
@@ -800,15 +928,15 @@
           <w:sz w:val="24"/>
           <w:szCs w:val="24"/>
         </w:rPr>
-        <w:t>m: {{mobile}}</w:t>
-      </w:r>
-    </w:p>
-    <w:p>
-      <w:pPr>
+        <w:t xml:space="preserve">m: {{mobile}}</w:t>
+      </w:r>
+    </w:p>
+    <w:p>
+      <w:pPr>
+        <w:spacing w:after="60"/>
         <w:tabs>
           <w:tab w:val="left" w:pos="4320"/>
         </w:tabs>
-        <w:spacing w:after="60"/>
       </w:pPr>
       <w:r>
         <w:rPr>
@@ -826,7 +954,7 @@
           <w:sz w:val="24"/>
           <w:szCs w:val="24"/>
         </w:rPr>
-        <w:t>e: {{email}}</w:t>
+        <w:t xml:space="preserve">e: {{email}}</w:t>
       </w:r>
     </w:p>
     <w:p>
@@ -844,7 +972,7 @@
           <w:sz w:val="2"/>
           <w:szCs w:val="2"/>
         </w:rPr>
-        <w:t>{{/HAS_CONTACTS}}</w:t>
+        <w:t xml:space="preserve">{{/HAS_CONTACTS}}</w:t>
       </w:r>
     </w:p>
     <w:sectPr>
@@ -2780,4 +2908,9 @@
     <ds:schemaRef ds:uri="http://schemas.openxmlformats.org/officeDocument/2006/bibliography"/>
   </ds:schemaRefs>
 </ds:datastoreItem>
+</file>
+
+<file path=profile_qual_block.txt>14936 16706
+{{#HAS_PROFILE}}</w:t></w:r></w:p><w:p><w:pPr><w:keepNext/><w:spacing w:before="220" w:after="140"/></w:pPr><w:r><w:rPr><w:sz w:val="28"/><w:szCs w:val="28"/></w:rPr><w:t xml:space="preserve">{{PROFILE_HEADING}}</w:t></w:r></w:p><w:p><w:r><w:rPr><w:sz w:val="2"/><w:szCs w:val="2"/></w:rPr><w:t xml:space="preserve">{{#CANDIDATE_PROFILE}}</w:t></w:r></w:p><w:p><w:pPr><w:pStyle w:val="ListParagraph"/><w:numPr><w:ilvl w:val="0"/><w:numId w:val="2"/></w:numPr><w:spacing w:after="120" w:line="264" w:lineRule="auto"/><w:jc w:val="both"/></w:pPr><w:r><w:t xml:space="preserve">{{text}}</w:t></w:r></w:p><w:p><w:r><w:rPr><w:sz w:val="2"/><w:szCs w:val="2"/></w:rPr><w:t xml:space="preserve">{{/CANDIDATE_PROFILE}}</w:t></w:r></w:p><w:p><w:r><w:rPr><w:sz w:val="2"/><w:szCs w:val="2"/></w:rPr><w:t xml:space="preserve">{{/HAS_PROFILE}}</w:t></w:r></w:p><w:p><w:r><w:rPr><w:sz w:val="2"/><w:szCs w:val="2"/></w:rPr><w:t xml:space="preserve">{{#HAS_QUAL}}</w:t></w:r></w:p><w:p><w:pPr><w:keepNext/><w:spacing w:before="220" w:after="140"/></w:pPr><w:r><w:rPr><w:sz w:val="28"/><w:szCs w:val="28"/></w:rPr><w:t xml:space="preserve">{{QUAL_HEADING}}</w:t></w:r></w:p><w:p><w:r><w:rPr><w:sz w:val="2"/><w:szCs w:val="2"/></w:rPr><w:t xml:space="preserve">{{#QUALIFICATIONS}}</w:t></w:r></w:p><w:p><w:pPr><w:pStyle w:val="ListParagraph"/><w:numPr><w:ilvl w:val="0"/><w:numId w:val="2"/></w:numPr><w:spacing w:after="120" w:line="264" w:lineRule="auto"/><w:jc w:val="both"/></w:pPr><w:r><w:t xml:space="preserve">{{text}}</w:t></w:r></w:p><w:p><w:r><w:rPr><w:sz w:val="2"/><w:szCs w:val="2"/></w:rPr><w:t xml:space="preserve">{{/QUALIFICATIONS}}</w:t></w:r></w:p><w:p><w:r><w:rPr><w:sz w:val="2"/><w:szCs w:val="2"/></w:rPr><w:t xml:space="preserve">{{/HAS_QUAL}}</w:t></w:r></w:p>
+
 </file>
--- a/templates/SH_Candidate_Briefing_Pack_TEMPLATE_v2.docx
+++ b/templates/SH_Candidate_Briefing_Pack_TEMPLATE_v2.docx
@@ -2908,9 +2908,4 @@
     <ds:schemaRef ds:uri="http://schemas.openxmlformats.org/officeDocument/2006/bibliography"/>
   </ds:schemaRefs>
 </ds:datastoreItem>
-</file>
-
-<file path=profile_qual_block.txt>14936 16706
-{{#HAS_PROFILE}}</w:t></w:r></w:p><w:p><w:pPr><w:keepNext/><w:spacing w:before="220" w:after="140"/></w:pPr><w:r><w:rPr><w:sz w:val="28"/><w:szCs w:val="28"/></w:rPr><w:t xml:space="preserve">{{PROFILE_HEADING}}</w:t></w:r></w:p><w:p><w:r><w:rPr><w:sz w:val="2"/><w:szCs w:val="2"/></w:rPr><w:t xml:space="preserve">{{#CANDIDATE_PROFILE}}</w:t></w:r></w:p><w:p><w:pPr><w:pStyle w:val="ListParagraph"/><w:numPr><w:ilvl w:val="0"/><w:numId w:val="2"/></w:numPr><w:spacing w:after="120" w:line="264" w:lineRule="auto"/><w:jc w:val="both"/></w:pPr><w:r><w:t xml:space="preserve">{{text}}</w:t></w:r></w:p><w:p><w:r><w:rPr><w:sz w:val="2"/><w:szCs w:val="2"/></w:rPr><w:t xml:space="preserve">{{/CANDIDATE_PROFILE}}</w:t></w:r></w:p><w:p><w:r><w:rPr><w:sz w:val="2"/><w:szCs w:val="2"/></w:rPr><w:t xml:space="preserve">{{/HAS_PROFILE}}</w:t></w:r></w:p><w:p><w:r><w:rPr><w:sz w:val="2"/><w:szCs w:val="2"/></w:rPr><w:t xml:space="preserve">{{#HAS_QUAL}}</w:t></w:r></w:p><w:p><w:pPr><w:keepNext/><w:spacing w:before="220" w:after="140"/></w:pPr><w:r><w:rPr><w:sz w:val="28"/><w:szCs w:val="28"/></w:rPr><w:t xml:space="preserve">{{QUAL_HEADING}}</w:t></w:r></w:p><w:p><w:r><w:rPr><w:sz w:val="2"/><w:szCs w:val="2"/></w:rPr><w:t xml:space="preserve">{{#QUALIFICATIONS}}</w:t></w:r></w:p><w:p><w:pPr><w:pStyle w:val="ListParagraph"/><w:numPr><w:ilvl w:val="0"/><w:numId w:val="2"/></w:numPr><w:spacing w:after="120" w:line="264" w:lineRule="auto"/><w:jc w:val="both"/></w:pPr><w:r><w:t xml:space="preserve">{{text}}</w:t></w:r></w:p><w:p><w:r><w:rPr><w:sz w:val="2"/><w:szCs w:val="2"/></w:rPr><w:t xml:space="preserve">{{/QUALIFICATIONS}}</w:t></w:r></w:p><w:p><w:r><w:rPr><w:sz w:val="2"/><w:szCs w:val="2"/></w:rPr><w:t xml:space="preserve">{{/HAS_QUAL}}</w:t></w:r></w:p>
-
 </file>